--- a/companies/ashcombe-advisory/Firm/Firm Overview 2020 v3 draft.docx
+++ b/companies/ashcombe-advisory/Firm/Firm Overview 2020 v3 draft.docx
@@ -20,7 +20,12 @@
     </w:p>
     <w:p>
       <w:r>
-        <w:t>Ashcombe Advisory Partners advises companies on how they are understood by the people whose opinion moves them: investors, reporters, and the market at large. We opened in 2014 to do one thing well, which is to help a management team say a hard thing clearly and at the right moment. Our clients sit in the middle of the market, some already public and some working toward it, and they call us when the ordinary machinery of communication runs into a moment that matters: an unexpected result, a decision that will draw questions, a story that has begun to get away from them.</w:t>
+        <w:t>Ashcombe Advisory Partners is a corporate communications and investor relations advisory. We opened in 2014 to do one thing carefully: to help a management team say a difficult thing clearly, and to say it when the timing serves the company. Our clients sit in the middle of the market, some already public and some working their way toward it, and they tend to call when an ordinary quarter turns into one that will draw questions.</w:t>
+      </w:r>
+    </w:p>
+    <w:p>
+      <w:r>
+        <w:t>The relationship is usually close and continuous rather than occasional. We work alongside a management team through the announcements it cannot avoid and the ones it chooses to make, helping to decide not only what to say but who hears it, in what order, and when. Much of the effort is invisible from the outside; a message that lands cleanly rarely looks as though it took any arranging at all.</w:t>
       </w:r>
     </w:p>
     <w:p>
@@ -28,17 +33,35 @@
         <w:pStyle w:val="Heading2"/>
       </w:pPr>
       <w:r>
-        <w:t>What we are hired to do</w:t>
+        <w:t>Who we work with</w:t>
       </w:r>
     </w:p>
     <w:p>
       <w:r>
-        <w:t>Three kinds of assignment make up most of the book. One is helping a company decide how to describe itself and then holding that description steady through a year of pressure to wander off it. Another is carrying a company through the announcements it cannot avoid, the earnings, the raises, the leadership moves, the deals, so each lands in the right order and reads the way it was meant to. The last is the harder-to-schedule work of reputation, both building a reserve of trust in the calm stretches and spending it wisely when a bad day arrives.</w:t>
+        <w:t>Our clients are mid-market companies, public and pre-public, across a range of industries. What they share is a moment that matters more than the ones around it: an unexpected result, a decision that will invite scrutiny, or a story that has begun to get away from them. We tend to be most useful when the stakes are high and the room is unsure what to say next.</w:t>
+      </w:r>
+    </w:p>
+    <w:p>
+      <w:pPr>
+        <w:pStyle w:val="Heading2"/>
+      </w:pPr>
+      <w:r>
+        <w:t>The work we are hired to do</w:t>
       </w:r>
     </w:p>
     <w:p>
       <w:r>
-        <w:t>In day-to-day terms, that comes down to a fairly concrete set of tasks.</w:t>
+        <w:t>Most of the book falls into three related lines. The first is positioning, which means helping a company settle on how it describes itself and then holding that description steady through a year that will test it. The second is announcement management, the choreography of earnings, financings, leadership changes, and transactions, so that each lands in its intended order and reads the way it was meant to.</w:t>
+      </w:r>
+    </w:p>
+    <w:p>
+      <w:r>
+        <w:t>The third line is the slower work of reputation. Part of it is building a reserve of trust in the quiet stretches, and part of it is spending that reserve wisely on the day a story turns against a client. Much of this happens well before it is visibly needed; we rehearse the hard answers in a calm room so that no one has to compose them against a deadline.</w:t>
+      </w:r>
+    </w:p>
+    <w:p>
+      <w:r>
+        <w:t>In practical terms, a given engagement draws on some mix of the following.</w:t>
       </w:r>
     </w:p>
     <w:p>
@@ -46,7 +69,7 @@
         <w:pStyle w:val="ListBullet"/>
       </w:pPr>
       <w:r>
-        <w:t>Preparing management for earnings calls, from the script itself down to the pointed follow-up no one wants to be asked live</w:t>
+        <w:t>Preparing executives for earnings calls, from the prepared remarks down to the pointed follow-up no one wants to be asked live</w:t>
       </w:r>
     </w:p>
     <w:p>
@@ -54,7 +77,7 @@
         <w:pStyle w:val="ListBullet"/>
       </w:pPr>
       <w:r>
-        <w:t>Building the choreography of an announcement, deciding who is told what and in which order before any of it becomes public</w:t>
+        <w:t>Sequencing an announcement so that the right people learn of it in the right order before any of it becomes public</w:t>
       </w:r>
     </w:p>
     <w:p>
@@ -62,7 +85,7 @@
         <w:pStyle w:val="ListBullet"/>
       </w:pPr>
       <w:r>
-        <w:t>Shaping the story a company tells as it steps into the public markets, or the new one it needs after a change of direction</w:t>
+        <w:t>Shaping the story a company carries into the public markets, or the revised one it needs after a change of direction</w:t>
       </w:r>
     </w:p>
     <w:p>
@@ -70,7 +93,7 @@
         <w:pStyle w:val="ListBullet"/>
       </w:pPr>
       <w:r>
-        <w:t>Standing up a defense before it is called for, rehearsing the questions a board would rather pretend can never come</w:t>
+        <w:t>Standing up a considered response in advance of a crisis, so that a bad headline meets a prepared reply and not an improvised one</w:t>
       </w:r>
     </w:p>
     <w:p>
@@ -78,7 +101,7 @@
         <w:pStyle w:val="ListBullet"/>
       </w:pPr>
       <w:r>
-        <w:t>Sitting with executives on the ordinary judgment calls, reading a draft the way an outsider will and saying so plainly</w:t>
+        <w:t>Reading a company's drafts and plans the way an outsider will read them, and saying plainly where they are likely to be misread</w:t>
       </w:r>
     </w:p>
     <w:p>
@@ -86,17 +109,12 @@
         <w:pStyle w:val="Heading2"/>
       </w:pPr>
       <w:r>
-        <w:t>A firm that works over email</w:t>
+        <w:t>How we tend to work</w:t>
       </w:r>
     </w:p>
     <w:p>
       <w:r>
-        <w:t>Almost everything here happens in writing. An engagement opens with a letter both sides sign and a brief note setting out who owns what, and from there the record of the work is simply the correspondence: the message that proposes a line, the reply that approves it, the thread that walks a release toward its date. We chose to work this way because our clients live in their own inboxes too, and because a decision you can point to on the page beats one that everyone half-remembers differently. Our notes are short by policy. If a client has to read past the first sentence to learn where matters stand, the note has failed, and we tell one another so when one does.</w:t>
-      </w:r>
-    </w:p>
-    <w:p>
-      <w:r>
-        <w:t>One rule sits beneath all of it. The specifics a client owns, its figures, its dates, the commitments it has actually made, are theirs to state and never ours to guess. We arrange those specifics into something a reader can follow; we do not originate them. Nothing leaves this office that the company has not seen and approved, and we would let a deadline slide before we published a line nobody signed. It is the slower path on the afternoon and the cheaper one across the year.</w:t>
+        <w:t>Our habits are plain. We read the whole of a situation before advising on any part of it, we keep our own writing short, and we tell a client what we actually think, including when the honest read is the uncomfortable one. It matters to us that a client always knows where we stand. Plain speech saves time on both sides, and it tends to make the hard conversations shorter when they come.</w:t>
       </w:r>
     </w:p>
     <w:p>
@@ -104,12 +122,17 @@
         <w:pStyle w:val="Heading2"/>
       </w:pPr>
       <w:r>
-        <w:t>A note on our clients</w:t>
+        <w:t>A sense of the work</w:t>
       </w:r>
     </w:p>
     <w:p>
       <w:r>
-        <w:t>The engagements we cite are illustrations of the sort of thing we take on, not a roster of who we work for. Barrera Group is a good one to point to: a company that had to repeat a single, consistent account of itself through a busy run of news, where our contribution was less any one sentence than the refusal to let that account drift from telling to telling. Castaneda, Adams and Davis is a second of the same kind, a company we helped keep its footing with the investors it most needed to reach. Both are ordinary work for us, which is rather the lesson of them. What undoes a company's message is seldom a shortage of words; it is that the words keep shifting until nobody, inside the building or outside it, can say what the business stands for.</w:t>
+        <w:t>A few engagements give a sense of the range, though they are only a sample of what we do and not the whole of it. For Barrera Group, we led a corporate positioning effort, settling the language the company used about itself and keeping it consistent through a demanding year.</w:t>
+      </w:r>
+    </w:p>
+    <w:p>
+      <w:r>
+        <w:t>For Castaneda, Adams and Davis, we managed the communications around a run of announcements, coordinating timing and message so that each disclosure supported the ones on either side of it. We offer both here as illustrations of how we work, not as an account of the whole client roster.</w:t>
       </w:r>
     </w:p>
     <w:p>
@@ -117,17 +140,20 @@
         <w:pStyle w:val="Heading2"/>
       </w:pPr>
       <w:r>
-        <w:t>How we are built</w:t>
+        <w:t>How the firm is built</w:t>
       </w:r>
     </w:p>
     <w:p>
       <w:r>
-        <w:t>We have stayed deliberately small. The managing partner sits over a compact group of advisors and analysts, each holding a couple of relationships rather than a shelf of them, with a lean operations team keeping the calendar, the files, and the shared mailbox honest. A client meets the people who will actually do its work and keeps them; whoever pitches an engagement is the one who then runs it. Growth is capped by that promise, and we are content to take on clients only as fast as we can find people we would put in front of them.</w:t>
+        <w:t>We keep Ashcombe small on purpose. A managing partner and a bench of advisors and analysts each carry a few relationships at a time, supported by an operations team that keeps the schedules, the files, and the mailbox in order. Most engagements open with a signed letter and a short kickoff memo, and then run largely over email, where the real drafting, routing, and approving gets done. That shape keeps us close to the detail of a client's mail, which is where most of the judgment actually lives.</w:t>
       </w:r>
     </w:p>
     <w:p>
+      <w:pPr>
+        <w:pStyle w:val="Heading2"/>
+      </w:pPr>
       <w:r>
-        <w:t>The one aesthetic we push is plainness. A company ought to end up sounding like itself, only clearer, and not like the identical paragraph every firm in its industry seems to have filed. Expect blunt counsel, a reply the same day more often than not, and an adviser willing to tell you that your favorite line is the weakest thing in the draft.</w:t>
+        <w:t>Getting in touch</w:t>
       </w:r>
     </w:p>
     <w:sectPr>
